--- a/01_POLICY/EU/Commission/Index _01Policy_EU_commission.docx
+++ b/01_POLICY/EU/Commission/Index _01Policy_EU_commission.docx
@@ -1,6 +1,6 @@
 
 <file path=word/document.xml><?xml version="1.0" encoding="utf-8"?>
-<w:document xmlns:wpc="http://schemas.microsoft.com/office/word/2010/wordprocessingCanvas" xmlns:cx="http://schemas.microsoft.com/office/drawing/2014/chartex" xmlns:cx1="http://schemas.microsoft.com/office/drawing/2015/9/8/chartex" xmlns:cx2="http://schemas.microsoft.com/office/drawing/2015/10/21/chartex" xmlns:cx3="http://schemas.microsoft.com/office/drawing/2016/5/9/chartex" xmlns:cx4="http://schemas.microsoft.com/office/drawing/2016/5/10/chartex" xmlns:cx5="http://schemas.microsoft.com/office/drawing/2016/5/11/chartex" xmlns:cx6="http://schemas.microsoft.com/office/drawing/2016/5/12/chartex" xmlns:cx7="http://schemas.microsoft.com/office/drawing/2016/5/13/chartex" xmlns:cx8="http://schemas.microsoft.com/office/drawing/2016/5/14/chartex" xmlns:mc="http://schemas.openxmlformats.org/markup-compatibility/2006" xmlns:aink="http://schemas.microsoft.com/office/drawing/2016/ink" xmlns:am3d="http://schemas.microsoft.com/office/drawing/2017/model3d" xmlns:o="urn:schemas-microsoft-com:office:office" xmlns:oel="http://schemas.microsoft.com/office/2019/extlst" xmlns:r="http://schemas.openxmlformats.org/officeDocument/2006/relationships" xmlns:m="http://schemas.openxmlformats.org/officeDocument/2006/math" xmlns:v="urn:schemas-microsoft-com:vml" xmlns:wp14="http://schemas.microsoft.com/office/word/2010/wordprocessingDrawing" xmlns:wp="http://schemas.openxmlformats.org/drawingml/2006/wordprocessingDrawing" xmlns:w10="urn:schemas-microsoft-com:office:word" xmlns:w="http://schemas.openxmlformats.org/wordprocessingml/2006/main" xmlns:w14="http://schemas.microsoft.com/office/word/2010/wordml" xmlns:w15="http://schemas.microsoft.com/office/word/2012/wordml" xmlns:w16cex="http://schemas.microsoft.com/office/word/2018/wordml/cex" xmlns:w16cid="http://schemas.microsoft.com/office/word/2016/wordml/cid" xmlns:w16="http://schemas.microsoft.com/office/word/2018/wordml" xmlns:w16du="http://schemas.microsoft.com/office/word/2023/wordml/word16du" xmlns:w16sdtdh="http://schemas.microsoft.com/office/word/2020/wordml/sdtdatahash" xmlns:w16sdtfl="http://schemas.microsoft.com/office/word/2024/wordml/sdtformatlock" xmlns:w16se="http://schemas.microsoft.com/office/word/2015/wordml/symex" xmlns:wpg="http://schemas.microsoft.com/office/word/2010/wordprocessingGroup" xmlns:wpi="http://schemas.microsoft.com/office/word/2010/wordprocessingInk" xmlns:wne="http://schemas.microsoft.com/office/word/2006/wordml" xmlns:wps="http://schemas.microsoft.com/office/word/2010/wordprocessingShape" mc:Ignorable="w14 w15 w16se w16cid w16 w16cex w16sdtdh w16sdtfl w16du wp14">
+<w:document xmlns:wpc="http://schemas.microsoft.com/office/word/2010/wordprocessingCanvas" xmlns:cx="http://schemas.microsoft.com/office/drawing/2014/chartex" xmlns:cx1="http://schemas.microsoft.com/office/drawing/2015/9/8/chartex" xmlns:cx2="http://schemas.microsoft.com/office/drawing/2015/10/21/chartex" xmlns:cx3="http://schemas.microsoft.com/office/drawing/2016/5/9/chartex" xmlns:cx4="http://schemas.microsoft.com/office/drawing/2016/5/10/chartex" xmlns:cx5="http://schemas.microsoft.com/office/drawing/2016/5/11/chartex" xmlns:cx6="http://schemas.microsoft.com/office/drawing/2016/5/12/chartex" xmlns:cx7="http://schemas.microsoft.com/office/drawing/2016/5/13/chartex" xmlns:cx8="http://schemas.microsoft.com/office/drawing/2016/5/14/chartex" xmlns:mc="http://schemas.openxmlformats.org/markup-compatibility/2006" xmlns:aink="http://schemas.microsoft.com/office/drawing/2016/ink" xmlns:am3d="http://schemas.microsoft.com/office/drawing/2017/model3d" xmlns:o="urn:schemas-microsoft-com:office:office" xmlns:oel="http://schemas.microsoft.com/office/2019/extlst" xmlns:r="http://schemas.openxmlformats.org/officeDocument/2006/relationships" xmlns:m="http://schemas.openxmlformats.org/officeDocument/2006/math" xmlns:v="urn:schemas-microsoft-com:vml" xmlns:wp14="http://schemas.microsoft.com/office/word/2010/wordprocessingDrawing" xmlns:wp="http://schemas.openxmlformats.org/drawingml/2006/wordprocessingDrawing" xmlns:w10="urn:schemas-microsoft-com:office:word" xmlns:w="http://schemas.openxmlformats.org/wordprocessingml/2006/main" xmlns:w14="http://schemas.microsoft.com/office/word/2010/wordml" xmlns:w15="http://schemas.microsoft.com/office/word/2012/wordml" xmlns:w16cei="http://schemas.microsoft.com/office/word/2026/wordml/cei" xmlns:w16cex="http://schemas.microsoft.com/office/word/2018/wordml/cex" xmlns:w16cid="http://schemas.microsoft.com/office/word/2016/wordml/cid" xmlns:w16="http://schemas.microsoft.com/office/word/2018/wordml" xmlns:w16du="http://schemas.microsoft.com/office/word/2023/wordml/word16du" xmlns:w16sdtdh="http://schemas.microsoft.com/office/word/2020/wordml/sdtdatahash" xmlns:w16sdtfl="http://schemas.microsoft.com/office/word/2024/wordml/sdtformatlock" xmlns:w16se="http://schemas.microsoft.com/office/word/2015/wordml/symex" xmlns:wpg="http://schemas.microsoft.com/office/word/2010/wordprocessingGroup" xmlns:wpi="http://schemas.microsoft.com/office/word/2010/wordprocessingInk" xmlns:wne="http://schemas.microsoft.com/office/word/2006/wordml" xmlns:wps="http://schemas.microsoft.com/office/word/2010/wordprocessingShape" mc:Ignorable="w14 w15 w16se w16cid w16 w16cex w16sdtdh w16sdtfl w16du wp14">
   <w:body>
     <w:p>
       <w:r>
@@ -25,16 +25,6 @@
     <w:p>
       <w:r>
         <w:t>Brussels, 22.2.2021 COM(2021) 70 final COMMUNICATION FROM THE COMMISSION TO THE EUROPEAN PARLIAMENT, THE COUNCIL, THE EUROPEAN ECONOMIC AND SOCIAL COMMITTEE AND THE COMMITTEE OF THE REGIONS Action Plan on synergies between civil, defence and space industries</w:t>
-      </w:r>
-    </w:p>
-    <w:p>
-      <w:r>
-        <w:t>Strasbourg, 15.2.2022 JOIN(2022) 4 final JOINT COMMUNICATION TO THE EUROPEAN PARLIAMENT AND THE COUNCIL An EU Approach for Space Traffic Management An EU contribution addressing a global challenge</w:t>
-      </w:r>
-    </w:p>
-    <w:p>
-      <w:r>
-        <w:t>HIGH REPRESENTATIVE OF THE UNION FOR FOREIGN AFFAIRS AND SECURITY POLICY Brussels, 10.3.2023 JOIN(2023) 9 final JOINT COMMUNICATION TO THE EUROPEAN PARLIAMENT AND THE COUNCIL European Union Space Strategy for Security and Defence</w:t>
       </w:r>
     </w:p>
     <w:p>
@@ -656,6 +646,7 @@
   <w:style w:type="character" w:default="1" w:styleId="DefaultParagraphFont">
     <w:name w:val="Default Paragraph Font"/>
     <w:uiPriority w:val="1"/>
+    <w:semiHidden/>
     <w:unhideWhenUsed/>
   </w:style>
   <w:style w:type="table" w:default="1" w:styleId="TableNormal">

--- a/01_POLICY/EU/Commission/Index _01Policy_EU_commission.docx
+++ b/01_POLICY/EU/Commission/Index _01Policy_EU_commission.docx
@@ -32,7 +32,16 @@
         <w:t>Brussels, 25.6.2025 COM(2025) 336 final COMMUNICATION FROM THE COMMISSION TO THE EUROPEAN PARLIAMENT, THE COUNCIL, THE EUROPEAN ECONOMIC AND SOCIAL COMMITTEE AND THE COMMITTEE OF THE REGIONS A vision for the European Space Economy</w:t>
       </w:r>
     </w:p>
-    <w:p/>
+    <w:p>
+      <w:r>
+        <w:t>Brussels, 10.7.2024 COM(2024) 289 final REPORT FROM THE COMMISSION TO THE EUROPEAN PARLIAMENT, THE COUNCIL, THE EUROPEAN ECONOMIC AND SOCIAL COMMITTEE AND THE COMMITTEE OF THE REGIONS on the implementation of the EU Space Programme and on the performance of the European Union Agency for the Space Programme {SEC(2024) 202 final} - {SWD(2024) 173 final}</w:t>
+      </w:r>
+    </w:p>
+    <w:p>
+      <w:r>
+        <w:t>COMMISSION STAFF WORKING DOCUMENT EVALUATION Accompanying the document REPORT FROM THE COMMISSION TO THE EUROPEAN PARLIAMENT, THE COUNCIL, THE EUROPEAN ECONOMIC AND SOCIAL COMMITTEE AND THE COMMITTEE OF THE REGIONS on the implementation of the EU Space Programme and on the performance of the European Union Agency for the Space Programme {COM(2024) 289 final} - {SEC(2024) 202 final}</w:t>
+      </w:r>
+    </w:p>
     <w:sectPr>
       <w:pgSz w:w="11906" w:h="16838"/>
       <w:pgMar w:top="1440" w:right="1440" w:bottom="1440" w:left="1440" w:header="720" w:footer="720" w:gutter="0"/>
@@ -646,7 +655,6 @@
   <w:style w:type="character" w:default="1" w:styleId="DefaultParagraphFont">
     <w:name w:val="Default Paragraph Font"/>
     <w:uiPriority w:val="1"/>
-    <w:semiHidden/>
     <w:unhideWhenUsed/>
   </w:style>
   <w:style w:type="table" w:default="1" w:styleId="TableNormal">

--- a/01_POLICY/EU/Commission/Index _01Policy_EU_commission.docx
+++ b/01_POLICY/EU/Commission/Index _01Policy_EU_commission.docx
@@ -42,6 +42,111 @@
         <w:t>COMMISSION STAFF WORKING DOCUMENT EVALUATION Accompanying the document REPORT FROM THE COMMISSION TO THE EUROPEAN PARLIAMENT, THE COUNCIL, THE EUROPEAN ECONOMIC AND SOCIAL COMMITTEE AND THE COMMITTEE OF THE REGIONS on the implementation of the EU Space Programme and on the performance of the European Union Agency for the Space Programme {COM(2024) 289 final} - {SEC(2024) 202 final}</w:t>
       </w:r>
     </w:p>
+    <w:p>
+      <w:r>
+        <w:t>DG DEFIS</w:t>
+      </w:r>
+      <w:r>
+        <w:t>:</w:t>
+      </w:r>
+    </w:p>
+    <w:p>
+      <w:r>
+        <w:t>Management Plan 2026 Directorate-General for Defence Industry and Space</w:t>
+      </w:r>
+    </w:p>
+    <w:p>
+      <w:r>
+        <w:lastRenderedPageBreak/>
+        <w:t>Annual Activity Report 2025 Directorate-General for Defence Industry and Space</w:t>
+      </w:r>
+    </w:p>
+    <w:p>
+      <w:r>
+        <w:t>Annual Activity Report 2025 annexes Directorate-General for Defence Industry and Space</w:t>
+      </w:r>
+    </w:p>
+    <w:p>
+      <w:r>
+        <w:t>Management Plan 2025 Directorate-General for Defence Industry and Space</w:t>
+      </w:r>
+    </w:p>
+    <w:p>
+      <w:r>
+        <w:t>Annual Activity Report 2024 DIRECTORATE-GENERAL FOR DEFENCE INDUSTRY AND SPACE</w:t>
+      </w:r>
+    </w:p>
+    <w:p>
+      <w:r>
+        <w:t>Annual Activity Report 2024 annexes DG DEFIS</w:t>
+      </w:r>
+    </w:p>
+    <w:p>
+      <w:r>
+        <w:t>Annual Activity Report 2023 DIRECTORATE-GENERAL FOR DEFENCE INDUSTRY AND SPACE</w:t>
+      </w:r>
+    </w:p>
+    <w:p>
+      <w:r>
+        <w:t>Annual Activity Report 2023 annexes DIRECTORATE-GENERAL FOR DEFENCE INDUSTRY AND SPACE</w:t>
+      </w:r>
+    </w:p>
+    <w:p>
+      <w:r>
+        <w:t>anagement Plan 2024 DIRECTORATE-GENERAL FOR DEFENCE INDUSTRY AND SPACE</w:t>
+      </w:r>
+    </w:p>
+    <w:p>
+      <w:r>
+        <w:t>Annual Activity Report 2022 DG DEFENCE INDUSTRY AND SPACE</w:t>
+      </w:r>
+    </w:p>
+    <w:p>
+      <w:r>
+        <w:t xml:space="preserve">Annual activity report 2022 annexes DIRECTORATE-GENERAL FOR DEFENCE INDUSTRY AND SPACE </w:t>
+      </w:r>
+    </w:p>
+    <w:p>
+      <w:r>
+        <w:t>Management Plan 2023 DIRECTORATE-GENERAL FOR DEFENCE INDUSTRY AND SPACE</w:t>
+      </w:r>
+    </w:p>
+    <w:p>
+      <w:r>
+        <w:t>Annual Activity Report 2021 DG DEFENCE INDUSTRY AND SPACE</w:t>
+      </w:r>
+    </w:p>
+    <w:p>
+      <w:r>
+        <w:t>Annual Activity Report 2021 Annexes DG DEFENCE INDUSTRY AND SPACE</w:t>
+      </w:r>
+    </w:p>
+    <w:p>
+      <w:r>
+        <w:t>Management plan 2022 DG DEFENCE INDUSTRY AND SPACE</w:t>
+      </w:r>
+    </w:p>
+    <w:p>
+      <w:r>
+        <w:t>Annual Activity Report 2020 DG Defence industry and Space</w:t>
+      </w:r>
+    </w:p>
+    <w:p>
+      <w:r>
+        <w:t>Annual Activity Report 2020 Annexes DG Defence industry and Space</w:t>
+      </w:r>
+    </w:p>
+    <w:p>
+      <w:r>
+        <w:t>Management Plan 2021 DG Defence Industry and Space</w:t>
+      </w:r>
+    </w:p>
+    <w:p>
+      <w:r>
+        <w:t>Management Plan 2020 DG Defence Industry and Space</w:t>
+      </w:r>
+    </w:p>
+    <w:p/>
     <w:sectPr>
       <w:pgSz w:w="11906" w:h="16838"/>
       <w:pgMar w:top="1440" w:right="1440" w:bottom="1440" w:left="1440" w:header="720" w:footer="720" w:gutter="0"/>
@@ -655,6 +760,7 @@
   <w:style w:type="character" w:default="1" w:styleId="DefaultParagraphFont">
     <w:name w:val="Default Paragraph Font"/>
     <w:uiPriority w:val="1"/>
+    <w:semiHidden/>
     <w:unhideWhenUsed/>
   </w:style>
   <w:style w:type="table" w:default="1" w:styleId="TableNormal">
